--- a/skills/office/assets/templates/nda.docx
+++ b/skills/office/assets/templates/nda.docx
@@ -754,7 +754,7 @@
       <w:jc w:val="both"/>
     </w:pPr>
     <w:rPr>
-      <w:rFonts w:ascii="맑은 고딕" w:hAnsi="맑은 고딕" w:eastAsia="맑은 고딕"/>
+      <w:rFonts w:ascii="Pretendard" w:hAnsi="Pretendard" w:eastAsia="Pretendard"/>
       <w:color w:val="1C2430"/>
       <w:sz w:val="21"/>
     </w:rPr>

--- a/skills/office/assets/templates/nda.docx
+++ b/skills/office/assets/templates/nda.docx
@@ -152,7 +152,7 @@
     </w:p>
     <w:p>
       <w:r>
-        <w:t>{% if penaltyAmount %}② 정보수령자가 본 협약을 위반한 경우, 정보수령자는 제1항의 손해배상과 별도로 정보제공자에게 위약벌로서 금 {{ penaltyAmount }}원 및 "본 업무" 관련 정보제공자·정보수령자 간 계약금액 중 큰 금원을 지급하여야 한다.{% endif %}</w:t>
+        <w:t>② 정보수령자가 본 협약을 위반한 경우, 정보수령자는 제1항의 손해배상과 별도로 정보제공자에게 위약벌로서 금 {{ penaltyAmount }}원 및 "본 업무" 관련 정보제공자·정보수령자 간 계약금액 중 큰 금원을 지급하여야 한다.</w:t>
       </w:r>
     </w:p>
     <w:p>
